--- a/secciones/analisis_financiero/documento/Mallplaza_Analisis_Financiero_ES.docx
+++ b/secciones/analisis_financiero/documento/Mallplaza_Analisis_Financiero_ES.docx
@@ -5137,7 +5137,7 @@
                 <w:sz w:val="16"/>
                 <w:szCs w:val="16"/>
               </w:rPr>
-              <w:t xml:space="preserve">Con el costo de ventas en 6% de los ingresos y costos operativos totales cercanos a 20%, queda poco costo fijo que diluir; con la D&amp;A en 0,7% de los ingresos, el EBIT (CLP 523 mil MM en 2025) sigue al EBITDA. En 1S26 el EBITDA creció 7,4%, en línea con los ingresos, y el margen se mantuvo en 79,7%. Los gastos de administración subieron 18,1% por remuneraciones (+18,9%: transición del gerente general y un año completo de Perú), un gasto en incobrables que se recupera desde una base 2025 favorecida por recuperaciones (0,64% de los ingresos, bajo el 1,22% de 2024) y un impuesto al patrimonio único en Colombia de CLP 1,7 mil MM. Sin estos dos últimos, el margen de 1S26 sería 80,4%, 1,1 pp más.</w:t>
+              <w:t xml:space="preserve">Con el costo de ventas en 6% de los ingresos y costos operativos totales cercanos a 20%, queda poco costo fijo que diluir; con la D&amp;A en 0,7% de los ingresos, el EBIT (CLP 523 mil MM en 2025) sigue al EBITDA. En 1S26 el EBITDA creció 7,4%, en línea con los ingresos, y el margen se mantuvo en 79,7%. Los gastos de administración subieron 18,1% por remuneraciones (+18,9%: transición del gerente general y un año completo de Perú), un gasto en incobrables que se recupera desde una base 2025 favorecida por recuperaciones (0,64% de los ingresos, bajo el 1,22% de 2024) y un impuesto al patrimonio único en Colombia de CLP 1,7 mil MM. Sin estos dos últimos, el margen de 1S26 sería 80,4%, 0,7 pp más.</w:t>
             </w:r>
           </w:p>
         </w:tc>

--- a/secciones/analisis_financiero/documento/Mallplaza_Analisis_Financiero_ES.docx
+++ b/secciones/analisis_financiero/documento/Mallplaza_Analisis_Financiero_ES.docx
@@ -61,7 +61,7 @@
           <w:sz w:val="14"/>
           <w:szCs w:val="14"/>
         </w:rPr>
-        <w:t xml:space="preserve">El ROE normalizado de 8–10% es el retorno real; el ROE reportado depende de la tasación</w:t>
+        <w:t xml:space="preserve">ROE sobre utilidad distribuible de 8–10% (no es el retorno del accionista); el reportado sigue a la tasación</w:t>
       </w:r>
     </w:p>
     <w:tbl>
@@ -778,115 +778,115 @@
                 <w:sz w:val="12"/>
                 <w:szCs w:val="12"/>
               </w:rPr>
-              <w:t xml:space="preserve">821</w:t>
-            </w:r>
-          </w:p>
-        </w:tc>
-        <w:tc>
-          <w:tcPr>
-            <w:tcW w:type="dxa" w:w="840"/>
-            <w:tcBorders>
-              <w:top w:val="none" w:color="FFFFFF" w:sz="0"/>
-              <w:left w:val="none" w:color="FFFFFF" w:sz="0"/>
-              <w:bottom w:val="single" w:color="D5D9E0" w:sz="4"/>
-              <w:right w:val="none" w:color="FFFFFF" w:sz="0"/>
-            </w:tcBorders>
-            <w:shd w:fill="F7F8FB" w:color="auto" w:val="clear"/>
-            <w:tcMar>
-              <w:top w:type="dxa" w:w="18"/>
-              <w:left w:type="dxa" w:w="60"/>
-              <w:bottom w:type="dxa" w:w="18"/>
-              <w:right w:type="dxa" w:w="60"/>
-            </w:tcMar>
-            <w:vAlign w:val="center"/>
-          </w:tcPr>
-          <w:p>
-            <w:pPr>
-              <w:spacing w:line="204" w:lineRule="auto"/>
-              <w:jc w:val="right"/>
-            </w:pPr>
-            <w:r>
-              <w:rPr>
-                <w:rFonts w:ascii="Arial" w:cs="Arial" w:eastAsia="Arial" w:hAnsi="Arial"/>
-                <w:b w:val="false"/>
-                <w:bCs w:val="false"/>
-                <w:color w:val="1A1A1A"/>
-                <w:sz w:val="12"/>
-                <w:szCs w:val="12"/>
-              </w:rPr>
-              <w:t xml:space="preserve">870</w:t>
-            </w:r>
-          </w:p>
-        </w:tc>
-        <w:tc>
-          <w:tcPr>
-            <w:tcW w:type="dxa" w:w="840"/>
-            <w:tcBorders>
-              <w:top w:val="none" w:color="FFFFFF" w:sz="0"/>
-              <w:left w:val="none" w:color="FFFFFF" w:sz="0"/>
-              <w:bottom w:val="single" w:color="D5D9E0" w:sz="4"/>
-              <w:right w:val="none" w:color="FFFFFF" w:sz="0"/>
-            </w:tcBorders>
-            <w:shd w:fill="F7F8FB" w:color="auto" w:val="clear"/>
-            <w:tcMar>
-              <w:top w:type="dxa" w:w="18"/>
-              <w:left w:type="dxa" w:w="60"/>
-              <w:bottom w:type="dxa" w:w="18"/>
-              <w:right w:type="dxa" w:w="60"/>
-            </w:tcMar>
-            <w:vAlign w:val="center"/>
-          </w:tcPr>
-          <w:p>
-            <w:pPr>
-              <w:spacing w:line="204" w:lineRule="auto"/>
-              <w:jc w:val="right"/>
-            </w:pPr>
-            <w:r>
-              <w:rPr>
-                <w:rFonts w:ascii="Arial" w:cs="Arial" w:eastAsia="Arial" w:hAnsi="Arial"/>
-                <w:b w:val="false"/>
-                <w:bCs w:val="false"/>
-                <w:color w:val="1A1A1A"/>
-                <w:sz w:val="12"/>
-                <w:szCs w:val="12"/>
-              </w:rPr>
-              <w:t xml:space="preserve">916</w:t>
-            </w:r>
-          </w:p>
-        </w:tc>
-        <w:tc>
-          <w:tcPr>
-            <w:tcW w:type="dxa" w:w="840"/>
-            <w:tcBorders>
-              <w:top w:val="none" w:color="FFFFFF" w:sz="0"/>
-              <w:left w:val="none" w:color="FFFFFF" w:sz="0"/>
-              <w:bottom w:val="single" w:color="D5D9E0" w:sz="4"/>
-              <w:right w:val="none" w:color="FFFFFF" w:sz="0"/>
-            </w:tcBorders>
-            <w:shd w:fill="F7F8FB" w:color="auto" w:val="clear"/>
-            <w:tcMar>
-              <w:top w:type="dxa" w:w="18"/>
-              <w:left w:type="dxa" w:w="60"/>
-              <w:bottom w:type="dxa" w:w="18"/>
-              <w:right w:type="dxa" w:w="60"/>
-            </w:tcMar>
-            <w:vAlign w:val="center"/>
-          </w:tcPr>
-          <w:p>
-            <w:pPr>
-              <w:spacing w:line="204" w:lineRule="auto"/>
-              <w:jc w:val="right"/>
-            </w:pPr>
-            <w:r>
-              <w:rPr>
-                <w:rFonts w:ascii="Arial" w:cs="Arial" w:eastAsia="Arial" w:hAnsi="Arial"/>
-                <w:b w:val="false"/>
-                <w:bCs w:val="false"/>
-                <w:color w:val="1A1A1A"/>
-                <w:sz w:val="12"/>
-                <w:szCs w:val="12"/>
-              </w:rPr>
-              <w:t xml:space="preserve">961</w:t>
+              <w:t xml:space="preserve">827</w:t>
+            </w:r>
+          </w:p>
+        </w:tc>
+        <w:tc>
+          <w:tcPr>
+            <w:tcW w:type="dxa" w:w="840"/>
+            <w:tcBorders>
+              <w:top w:val="none" w:color="FFFFFF" w:sz="0"/>
+              <w:left w:val="none" w:color="FFFFFF" w:sz="0"/>
+              <w:bottom w:val="single" w:color="D5D9E0" w:sz="4"/>
+              <w:right w:val="none" w:color="FFFFFF" w:sz="0"/>
+            </w:tcBorders>
+            <w:shd w:fill="F7F8FB" w:color="auto" w:val="clear"/>
+            <w:tcMar>
+              <w:top w:type="dxa" w:w="18"/>
+              <w:left w:type="dxa" w:w="60"/>
+              <w:bottom w:type="dxa" w:w="18"/>
+              <w:right w:type="dxa" w:w="60"/>
+            </w:tcMar>
+            <w:vAlign w:val="center"/>
+          </w:tcPr>
+          <w:p>
+            <w:pPr>
+              <w:spacing w:line="204" w:lineRule="auto"/>
+              <w:jc w:val="right"/>
+            </w:pPr>
+            <w:r>
+              <w:rPr>
+                <w:rFonts w:ascii="Arial" w:cs="Arial" w:eastAsia="Arial" w:hAnsi="Arial"/>
+                <w:b w:val="false"/>
+                <w:bCs w:val="false"/>
+                <w:color w:val="1A1A1A"/>
+                <w:sz w:val="12"/>
+                <w:szCs w:val="12"/>
+              </w:rPr>
+              <w:t xml:space="preserve">887</w:t>
+            </w:r>
+          </w:p>
+        </w:tc>
+        <w:tc>
+          <w:tcPr>
+            <w:tcW w:type="dxa" w:w="840"/>
+            <w:tcBorders>
+              <w:top w:val="none" w:color="FFFFFF" w:sz="0"/>
+              <w:left w:val="none" w:color="FFFFFF" w:sz="0"/>
+              <w:bottom w:val="single" w:color="D5D9E0" w:sz="4"/>
+              <w:right w:val="none" w:color="FFFFFF" w:sz="0"/>
+            </w:tcBorders>
+            <w:shd w:fill="F7F8FB" w:color="auto" w:val="clear"/>
+            <w:tcMar>
+              <w:top w:type="dxa" w:w="18"/>
+              <w:left w:type="dxa" w:w="60"/>
+              <w:bottom w:type="dxa" w:w="18"/>
+              <w:right w:type="dxa" w:w="60"/>
+            </w:tcMar>
+            <w:vAlign w:val="center"/>
+          </w:tcPr>
+          <w:p>
+            <w:pPr>
+              <w:spacing w:line="204" w:lineRule="auto"/>
+              <w:jc w:val="right"/>
+            </w:pPr>
+            <w:r>
+              <w:rPr>
+                <w:rFonts w:ascii="Arial" w:cs="Arial" w:eastAsia="Arial" w:hAnsi="Arial"/>
+                <w:b w:val="false"/>
+                <w:bCs w:val="false"/>
+                <w:color w:val="1A1A1A"/>
+                <w:sz w:val="12"/>
+                <w:szCs w:val="12"/>
+              </w:rPr>
+              <w:t xml:space="preserve">936</w:t>
+            </w:r>
+          </w:p>
+        </w:tc>
+        <w:tc>
+          <w:tcPr>
+            <w:tcW w:type="dxa" w:w="840"/>
+            <w:tcBorders>
+              <w:top w:val="none" w:color="FFFFFF" w:sz="0"/>
+              <w:left w:val="none" w:color="FFFFFF" w:sz="0"/>
+              <w:bottom w:val="single" w:color="D5D9E0" w:sz="4"/>
+              <w:right w:val="none" w:color="FFFFFF" w:sz="0"/>
+            </w:tcBorders>
+            <w:shd w:fill="F7F8FB" w:color="auto" w:val="clear"/>
+            <w:tcMar>
+              <w:top w:type="dxa" w:w="18"/>
+              <w:left w:type="dxa" w:w="60"/>
+              <w:bottom w:type="dxa" w:w="18"/>
+              <w:right w:type="dxa" w:w="60"/>
+            </w:tcMar>
+            <w:vAlign w:val="center"/>
+          </w:tcPr>
+          <w:p>
+            <w:pPr>
+              <w:spacing w:line="204" w:lineRule="auto"/>
+              <w:jc w:val="right"/>
+            </w:pPr>
+            <w:r>
+              <w:rPr>
+                <w:rFonts w:ascii="Arial" w:cs="Arial" w:eastAsia="Arial" w:hAnsi="Arial"/>
+                <w:b w:val="false"/>
+                <w:bCs w:val="false"/>
+                <w:color w:val="1A1A1A"/>
+                <w:sz w:val="12"/>
+                <w:szCs w:val="12"/>
+              </w:rPr>
+              <w:t xml:space="preserve">982</w:t>
             </w:r>
           </w:p>
         </w:tc>
@@ -1616,7 +1616,7 @@
                 <w:sz w:val="12"/>
                 <w:szCs w:val="12"/>
               </w:rPr>
-              <w:t xml:space="preserve">55,3</w:t>
+              <w:t xml:space="preserve">55,4</w:t>
             </w:r>
           </w:p>
         </w:tc>
@@ -1945,7 +1945,7 @@
                 <w:sz w:val="12"/>
                 <w:szCs w:val="12"/>
               </w:rPr>
-              <w:t xml:space="preserve">592</w:t>
+              <w:t xml:space="preserve">591</w:t>
             </w:r>
           </w:p>
         </w:tc>
@@ -1981,7 +1981,7 @@
                 <w:sz w:val="12"/>
                 <w:szCs w:val="12"/>
               </w:rPr>
-              <w:t xml:space="preserve">610</w:t>
+              <w:t xml:space="preserve">614</w:t>
             </w:r>
           </w:p>
         </w:tc>
@@ -2017,7 +2017,7 @@
                 <w:sz w:val="12"/>
                 <w:szCs w:val="12"/>
               </w:rPr>
-              <w:t xml:space="preserve">624</w:t>
+              <w:t xml:space="preserve">634</w:t>
             </w:r>
           </w:p>
         </w:tc>
@@ -2053,7 +2053,7 @@
                 <w:sz w:val="12"/>
                 <w:szCs w:val="12"/>
               </w:rPr>
-              <w:t xml:space="preserve">627</w:t>
+              <w:t xml:space="preserve">637</w:t>
             </w:r>
           </w:p>
         </w:tc>
@@ -2089,7 +2089,7 @@
                 <w:sz w:val="12"/>
                 <w:szCs w:val="12"/>
               </w:rPr>
-              <w:t xml:space="preserve">649</w:t>
+              <w:t xml:space="preserve">660</w:t>
             </w:r>
           </w:p>
         </w:tc>
@@ -2382,115 +2382,115 @@
                 <w:sz w:val="12"/>
                 <w:szCs w:val="12"/>
               </w:rPr>
-              <w:t xml:space="preserve">434</w:t>
-            </w:r>
-          </w:p>
-        </w:tc>
-        <w:tc>
-          <w:tcPr>
-            <w:tcW w:type="dxa" w:w="840"/>
-            <w:tcBorders>
-              <w:top w:val="none" w:color="FFFFFF" w:sz="0"/>
-              <w:left w:val="none" w:color="FFFFFF" w:sz="0"/>
-              <w:bottom w:val="single" w:color="D5D9E0" w:sz="4"/>
-              <w:right w:val="none" w:color="FFFFFF" w:sz="0"/>
-            </w:tcBorders>
-            <w:shd w:fill="F7F8FB" w:color="auto" w:val="clear"/>
-            <w:tcMar>
-              <w:top w:type="dxa" w:w="18"/>
-              <w:left w:type="dxa" w:w="60"/>
-              <w:bottom w:type="dxa" w:w="18"/>
-              <w:right w:type="dxa" w:w="60"/>
-            </w:tcMar>
-            <w:vAlign w:val="center"/>
-          </w:tcPr>
-          <w:p>
-            <w:pPr>
-              <w:spacing w:line="204" w:lineRule="auto"/>
-              <w:jc w:val="right"/>
-            </w:pPr>
-            <w:r>
-              <w:rPr>
-                <w:rFonts w:ascii="Arial" w:cs="Arial" w:eastAsia="Arial" w:hAnsi="Arial"/>
-                <w:b w:val="false"/>
-                <w:bCs w:val="false"/>
-                <w:color w:val="1A1A1A"/>
-                <w:sz w:val="12"/>
-                <w:szCs w:val="12"/>
-              </w:rPr>
-              <w:t xml:space="preserve">437</w:t>
-            </w:r>
-          </w:p>
-        </w:tc>
-        <w:tc>
-          <w:tcPr>
-            <w:tcW w:type="dxa" w:w="840"/>
-            <w:tcBorders>
-              <w:top w:val="none" w:color="FFFFFF" w:sz="0"/>
-              <w:left w:val="none" w:color="FFFFFF" w:sz="0"/>
-              <w:bottom w:val="single" w:color="D5D9E0" w:sz="4"/>
-              <w:right w:val="none" w:color="FFFFFF" w:sz="0"/>
-            </w:tcBorders>
-            <w:shd w:fill="F7F8FB" w:color="auto" w:val="clear"/>
-            <w:tcMar>
-              <w:top w:type="dxa" w:w="18"/>
-              <w:left w:type="dxa" w:w="60"/>
-              <w:bottom w:type="dxa" w:w="18"/>
-              <w:right w:type="dxa" w:w="60"/>
-            </w:tcMar>
-            <w:vAlign w:val="center"/>
-          </w:tcPr>
-          <w:p>
-            <w:pPr>
-              <w:spacing w:line="204" w:lineRule="auto"/>
-              <w:jc w:val="right"/>
-            </w:pPr>
-            <w:r>
-              <w:rPr>
-                <w:rFonts w:ascii="Arial" w:cs="Arial" w:eastAsia="Arial" w:hAnsi="Arial"/>
-                <w:b w:val="false"/>
-                <w:bCs w:val="false"/>
-                <w:color w:val="1A1A1A"/>
-                <w:sz w:val="12"/>
-                <w:szCs w:val="12"/>
-              </w:rPr>
-              <w:t xml:space="preserve">432</w:t>
-            </w:r>
-          </w:p>
-        </w:tc>
-        <w:tc>
-          <w:tcPr>
-            <w:tcW w:type="dxa" w:w="840"/>
-            <w:tcBorders>
-              <w:top w:val="none" w:color="FFFFFF" w:sz="0"/>
-              <w:left w:val="none" w:color="FFFFFF" w:sz="0"/>
-              <w:bottom w:val="single" w:color="D5D9E0" w:sz="4"/>
-              <w:right w:val="none" w:color="FFFFFF" w:sz="0"/>
-            </w:tcBorders>
-            <w:shd w:fill="F7F8FB" w:color="auto" w:val="clear"/>
-            <w:tcMar>
-              <w:top w:type="dxa" w:w="18"/>
-              <w:left w:type="dxa" w:w="60"/>
-              <w:bottom w:type="dxa" w:w="18"/>
-              <w:right w:type="dxa" w:w="60"/>
-            </w:tcMar>
-            <w:vAlign w:val="center"/>
-          </w:tcPr>
-          <w:p>
-            <w:pPr>
-              <w:spacing w:line="204" w:lineRule="auto"/>
-              <w:jc w:val="right"/>
-            </w:pPr>
-            <w:r>
-              <w:rPr>
-                <w:rFonts w:ascii="Arial" w:cs="Arial" w:eastAsia="Arial" w:hAnsi="Arial"/>
-                <w:b w:val="false"/>
-                <w:bCs w:val="false"/>
-                <w:color w:val="1A1A1A"/>
-                <w:sz w:val="12"/>
-                <w:szCs w:val="12"/>
-              </w:rPr>
-              <w:t xml:space="preserve">445</w:t>
+              <w:t xml:space="preserve">438</w:t>
+            </w:r>
+          </w:p>
+        </w:tc>
+        <w:tc>
+          <w:tcPr>
+            <w:tcW w:type="dxa" w:w="840"/>
+            <w:tcBorders>
+              <w:top w:val="none" w:color="FFFFFF" w:sz="0"/>
+              <w:left w:val="none" w:color="FFFFFF" w:sz="0"/>
+              <w:bottom w:val="single" w:color="D5D9E0" w:sz="4"/>
+              <w:right w:val="none" w:color="FFFFFF" w:sz="0"/>
+            </w:tcBorders>
+            <w:shd w:fill="F7F8FB" w:color="auto" w:val="clear"/>
+            <w:tcMar>
+              <w:top w:type="dxa" w:w="18"/>
+              <w:left w:type="dxa" w:w="60"/>
+              <w:bottom w:type="dxa" w:w="18"/>
+              <w:right w:type="dxa" w:w="60"/>
+            </w:tcMar>
+            <w:vAlign w:val="center"/>
+          </w:tcPr>
+          <w:p>
+            <w:pPr>
+              <w:spacing w:line="204" w:lineRule="auto"/>
+              <w:jc w:val="right"/>
+            </w:pPr>
+            <w:r>
+              <w:rPr>
+                <w:rFonts w:ascii="Arial" w:cs="Arial" w:eastAsia="Arial" w:hAnsi="Arial"/>
+                <w:b w:val="false"/>
+                <w:bCs w:val="false"/>
+                <w:color w:val="1A1A1A"/>
+                <w:sz w:val="12"/>
+                <w:szCs w:val="12"/>
+              </w:rPr>
+              <w:t xml:space="preserve">446</w:t>
+            </w:r>
+          </w:p>
+        </w:tc>
+        <w:tc>
+          <w:tcPr>
+            <w:tcW w:type="dxa" w:w="840"/>
+            <w:tcBorders>
+              <w:top w:val="none" w:color="FFFFFF" w:sz="0"/>
+              <w:left w:val="none" w:color="FFFFFF" w:sz="0"/>
+              <w:bottom w:val="single" w:color="D5D9E0" w:sz="4"/>
+              <w:right w:val="none" w:color="FFFFFF" w:sz="0"/>
+            </w:tcBorders>
+            <w:shd w:fill="F7F8FB" w:color="auto" w:val="clear"/>
+            <w:tcMar>
+              <w:top w:type="dxa" w:w="18"/>
+              <w:left w:type="dxa" w:w="60"/>
+              <w:bottom w:type="dxa" w:w="18"/>
+              <w:right w:type="dxa" w:w="60"/>
+            </w:tcMar>
+            <w:vAlign w:val="center"/>
+          </w:tcPr>
+          <w:p>
+            <w:pPr>
+              <w:spacing w:line="204" w:lineRule="auto"/>
+              <w:jc w:val="right"/>
+            </w:pPr>
+            <w:r>
+              <w:rPr>
+                <w:rFonts w:ascii="Arial" w:cs="Arial" w:eastAsia="Arial" w:hAnsi="Arial"/>
+                <w:b w:val="false"/>
+                <w:bCs w:val="false"/>
+                <w:color w:val="1A1A1A"/>
+                <w:sz w:val="12"/>
+                <w:szCs w:val="12"/>
+              </w:rPr>
+              <w:t xml:space="preserve">441</w:t>
+            </w:r>
+          </w:p>
+        </w:tc>
+        <w:tc>
+          <w:tcPr>
+            <w:tcW w:type="dxa" w:w="840"/>
+            <w:tcBorders>
+              <w:top w:val="none" w:color="FFFFFF" w:sz="0"/>
+              <w:left w:val="none" w:color="FFFFFF" w:sz="0"/>
+              <w:bottom w:val="single" w:color="D5D9E0" w:sz="4"/>
+              <w:right w:val="none" w:color="FFFFFF" w:sz="0"/>
+            </w:tcBorders>
+            <w:shd w:fill="F7F8FB" w:color="auto" w:val="clear"/>
+            <w:tcMar>
+              <w:top w:type="dxa" w:w="18"/>
+              <w:left w:type="dxa" w:w="60"/>
+              <w:bottom w:type="dxa" w:w="18"/>
+              <w:right w:type="dxa" w:w="60"/>
+            </w:tcMar>
+            <w:vAlign w:val="center"/>
+          </w:tcPr>
+          <w:p>
+            <w:pPr>
+              <w:spacing w:line="204" w:lineRule="auto"/>
+              <w:jc w:val="right"/>
+            </w:pPr>
+            <w:r>
+              <w:rPr>
+                <w:rFonts w:ascii="Arial" w:cs="Arial" w:eastAsia="Arial" w:hAnsi="Arial"/>
+                <w:b w:val="false"/>
+                <w:bCs w:val="false"/>
+                <w:color w:val="1A1A1A"/>
+                <w:sz w:val="12"/>
+                <w:szCs w:val="12"/>
+              </w:rPr>
+              <w:t xml:space="preserve">454</w:t>
             </w:r>
           </w:p>
         </w:tc>
@@ -2783,7 +2783,7 @@
                 <w:sz w:val="12"/>
                 <w:szCs w:val="12"/>
               </w:rPr>
-              <w:t xml:space="preserve">52,9</w:t>
+              <w:t xml:space="preserve">53,0</w:t>
             </w:r>
           </w:p>
         </w:tc>
@@ -2819,7 +2819,7 @@
                 <w:sz w:val="12"/>
                 <w:szCs w:val="12"/>
               </w:rPr>
-              <w:t xml:space="preserve">50,2</w:t>
+              <w:t xml:space="preserve">50,3</w:t>
             </w:r>
           </w:p>
         </w:tc>
@@ -2855,7 +2855,7 @@
                 <w:sz w:val="12"/>
                 <w:szCs w:val="12"/>
               </w:rPr>
-              <w:t xml:space="preserve">47,1</w:t>
+              <w:t xml:space="preserve">47,2</w:t>
             </w:r>
           </w:p>
         </w:tc>
@@ -2891,7 +2891,7 @@
                 <w:sz w:val="12"/>
                 <w:szCs w:val="12"/>
               </w:rPr>
-              <w:t xml:space="preserve">46,2</w:t>
+              <w:t xml:space="preserve">46,3</w:t>
             </w:r>
           </w:p>
         </w:tc>
@@ -3148,6 +3148,42 @@
                 <w:sz w:val="12"/>
                 <w:szCs w:val="12"/>
               </w:rPr>
+              <w:t xml:space="preserve">,090</w:t>
+            </w:r>
+          </w:p>
+        </w:tc>
+        <w:tc>
+          <w:tcPr>
+            <w:tcW w:type="dxa" w:w="840"/>
+            <w:tcBorders>
+              <w:top w:val="none" w:color="FFFFFF" w:sz="0"/>
+              <w:left w:val="none" w:color="FFFFFF" w:sz="0"/>
+              <w:bottom w:val="single" w:color="D5D9E0" w:sz="4"/>
+              <w:right w:val="none" w:color="FFFFFF" w:sz="0"/>
+            </w:tcBorders>
+            <w:shd w:fill="F7F8FB" w:color="auto" w:val="clear"/>
+            <w:tcMar>
+              <w:top w:type="dxa" w:w="18"/>
+              <w:left w:type="dxa" w:w="60"/>
+              <w:bottom w:type="dxa" w:w="18"/>
+              <w:right w:type="dxa" w:w="60"/>
+            </w:tcMar>
+            <w:vAlign w:val="center"/>
+          </w:tcPr>
+          <w:p>
+            <w:pPr>
+              <w:spacing w:line="204" w:lineRule="auto"/>
+              <w:jc w:val="right"/>
+            </w:pPr>
+            <w:r>
+              <w:rPr>
+                <w:rFonts w:ascii="Arial" w:cs="Arial" w:eastAsia="Arial" w:hAnsi="Arial"/>
+                <w:b w:val="false"/>
+                <w:bCs w:val="false"/>
+                <w:color w:val="1A1A1A"/>
+                <w:sz w:val="12"/>
+                <w:szCs w:val="12"/>
+              </w:rPr>
               <w:t xml:space="preserve">,091</w:t>
             </w:r>
           </w:p>
@@ -3184,42 +3220,6 @@
                 <w:sz w:val="12"/>
                 <w:szCs w:val="12"/>
               </w:rPr>
-              <w:t xml:space="preserve">,092</w:t>
-            </w:r>
-          </w:p>
-        </w:tc>
-        <w:tc>
-          <w:tcPr>
-            <w:tcW w:type="dxa" w:w="840"/>
-            <w:tcBorders>
-              <w:top w:val="none" w:color="FFFFFF" w:sz="0"/>
-              <w:left w:val="none" w:color="FFFFFF" w:sz="0"/>
-              <w:bottom w:val="single" w:color="D5D9E0" w:sz="4"/>
-              <w:right w:val="none" w:color="FFFFFF" w:sz="0"/>
-            </w:tcBorders>
-            <w:shd w:fill="F7F8FB" w:color="auto" w:val="clear"/>
-            <w:tcMar>
-              <w:top w:type="dxa" w:w="18"/>
-              <w:left w:type="dxa" w:w="60"/>
-              <w:bottom w:type="dxa" w:w="18"/>
-              <w:right w:type="dxa" w:w="60"/>
-            </w:tcMar>
-            <w:vAlign w:val="center"/>
-          </w:tcPr>
-          <w:p>
-            <w:pPr>
-              <w:spacing w:line="204" w:lineRule="auto"/>
-              <w:jc w:val="right"/>
-            </w:pPr>
-            <w:r>
-              <w:rPr>
-                <w:rFonts w:ascii="Arial" w:cs="Arial" w:eastAsia="Arial" w:hAnsi="Arial"/>
-                <w:b w:val="false"/>
-                <w:bCs w:val="false"/>
-                <w:color w:val="1A1A1A"/>
-                <w:sz w:val="12"/>
-                <w:szCs w:val="12"/>
-              </w:rPr>
               <w:t xml:space="preserve">,093</w:t>
             </w:r>
           </w:p>
@@ -3256,43 +3256,43 @@
                 <w:sz w:val="12"/>
                 <w:szCs w:val="12"/>
               </w:rPr>
-              <w:t xml:space="preserve">,093</w:t>
-            </w:r>
-          </w:p>
-        </w:tc>
-        <w:tc>
-          <w:tcPr>
-            <w:tcW w:type="dxa" w:w="840"/>
-            <w:tcBorders>
-              <w:top w:val="none" w:color="FFFFFF" w:sz="0"/>
-              <w:left w:val="none" w:color="FFFFFF" w:sz="0"/>
-              <w:bottom w:val="single" w:color="D5D9E0" w:sz="4"/>
-              <w:right w:val="none" w:color="FFFFFF" w:sz="0"/>
-            </w:tcBorders>
-            <w:shd w:fill="F7F8FB" w:color="auto" w:val="clear"/>
-            <w:tcMar>
-              <w:top w:type="dxa" w:w="18"/>
-              <w:left w:type="dxa" w:w="60"/>
-              <w:bottom w:type="dxa" w:w="18"/>
-              <w:right w:type="dxa" w:w="60"/>
-            </w:tcMar>
-            <w:vAlign w:val="center"/>
-          </w:tcPr>
-          <w:p>
-            <w:pPr>
-              <w:spacing w:line="204" w:lineRule="auto"/>
-              <w:jc w:val="right"/>
-            </w:pPr>
-            <w:r>
-              <w:rPr>
-                <w:rFonts w:ascii="Arial" w:cs="Arial" w:eastAsia="Arial" w:hAnsi="Arial"/>
-                <w:b w:val="false"/>
-                <w:bCs w:val="false"/>
-                <w:color w:val="1A1A1A"/>
-                <w:sz w:val="12"/>
-                <w:szCs w:val="12"/>
-              </w:rPr>
               <w:t xml:space="preserve">,094</w:t>
+            </w:r>
+          </w:p>
+        </w:tc>
+        <w:tc>
+          <w:tcPr>
+            <w:tcW w:type="dxa" w:w="840"/>
+            <w:tcBorders>
+              <w:top w:val="none" w:color="FFFFFF" w:sz="0"/>
+              <w:left w:val="none" w:color="FFFFFF" w:sz="0"/>
+              <w:bottom w:val="single" w:color="D5D9E0" w:sz="4"/>
+              <w:right w:val="none" w:color="FFFFFF" w:sz="0"/>
+            </w:tcBorders>
+            <w:shd w:fill="F7F8FB" w:color="auto" w:val="clear"/>
+            <w:tcMar>
+              <w:top w:type="dxa" w:w="18"/>
+              <w:left w:type="dxa" w:w="60"/>
+              <w:bottom w:type="dxa" w:w="18"/>
+              <w:right w:type="dxa" w:w="60"/>
+            </w:tcMar>
+            <w:vAlign w:val="center"/>
+          </w:tcPr>
+          <w:p>
+            <w:pPr>
+              <w:spacing w:line="204" w:lineRule="auto"/>
+              <w:jc w:val="right"/>
+            </w:pPr>
+            <w:r>
+              <w:rPr>
+                <w:rFonts w:ascii="Arial" w:cs="Arial" w:eastAsia="Arial" w:hAnsi="Arial"/>
+                <w:b w:val="false"/>
+                <w:bCs w:val="false"/>
+                <w:color w:val="1A1A1A"/>
+                <w:sz w:val="12"/>
+                <w:szCs w:val="12"/>
+              </w:rPr>
+              <w:t xml:space="preserve">,095</w:t>
             </w:r>
           </w:p>
         </w:tc>
@@ -3549,7 +3549,7 @@
                 <w:sz w:val="12"/>
                 <w:szCs w:val="12"/>
               </w:rPr>
-              <w:t xml:space="preserve">1,71</w:t>
+              <w:t xml:space="preserve">1,70</w:t>
             </w:r>
           </w:p>
         </w:tc>
@@ -3585,7 +3585,7 @@
                 <w:sz w:val="12"/>
                 <w:szCs w:val="12"/>
               </w:rPr>
-              <w:t xml:space="preserve">1,74</w:t>
+              <w:t xml:space="preserve">1,73</w:t>
             </w:r>
           </w:p>
         </w:tc>
@@ -3621,7 +3621,7 @@
                 <w:sz w:val="12"/>
                 <w:szCs w:val="12"/>
               </w:rPr>
-              <w:t xml:space="preserve">1,79</w:t>
+              <w:t xml:space="preserve">1,78</w:t>
             </w:r>
           </w:p>
         </w:tc>
@@ -3950,43 +3950,43 @@
                 <w:sz w:val="12"/>
                 <w:szCs w:val="12"/>
               </w:rPr>
-              <w:t xml:space="preserve">12,0</w:t>
-            </w:r>
-          </w:p>
-        </w:tc>
-        <w:tc>
-          <w:tcPr>
-            <w:tcW w:type="dxa" w:w="840"/>
-            <w:tcBorders>
-              <w:top w:val="none" w:color="FFFFFF" w:sz="0"/>
-              <w:left w:val="none" w:color="FFFFFF" w:sz="0"/>
-              <w:bottom w:val="single" w:color="D5D9E0" w:sz="4"/>
-              <w:right w:val="none" w:color="FFFFFF" w:sz="0"/>
-            </w:tcBorders>
-            <w:shd w:fill="F7F8FB" w:color="auto" w:val="clear"/>
-            <w:tcMar>
-              <w:top w:type="dxa" w:w="18"/>
-              <w:left w:type="dxa" w:w="60"/>
-              <w:bottom w:type="dxa" w:w="18"/>
-              <w:right w:type="dxa" w:w="60"/>
-            </w:tcMar>
-            <w:vAlign w:val="center"/>
-          </w:tcPr>
-          <w:p>
-            <w:pPr>
-              <w:spacing w:line="204" w:lineRule="auto"/>
-              <w:jc w:val="right"/>
-            </w:pPr>
-            <w:r>
-              <w:rPr>
-                <w:rFonts w:ascii="Arial" w:cs="Arial" w:eastAsia="Arial" w:hAnsi="Arial"/>
-                <w:b w:val="false"/>
-                <w:bCs w:val="false"/>
-                <w:color w:val="1A1A1A"/>
-                <w:sz w:val="12"/>
-                <w:szCs w:val="12"/>
-              </w:rPr>
-              <w:t xml:space="preserve">11,9</w:t>
+              <w:t xml:space="preserve">11,8</w:t>
+            </w:r>
+          </w:p>
+        </w:tc>
+        <w:tc>
+          <w:tcPr>
+            <w:tcW w:type="dxa" w:w="840"/>
+            <w:tcBorders>
+              <w:top w:val="none" w:color="FFFFFF" w:sz="0"/>
+              <w:left w:val="none" w:color="FFFFFF" w:sz="0"/>
+              <w:bottom w:val="single" w:color="D5D9E0" w:sz="4"/>
+              <w:right w:val="none" w:color="FFFFFF" w:sz="0"/>
+            </w:tcBorders>
+            <w:shd w:fill="F7F8FB" w:color="auto" w:val="clear"/>
+            <w:tcMar>
+              <w:top w:type="dxa" w:w="18"/>
+              <w:left w:type="dxa" w:w="60"/>
+              <w:bottom w:type="dxa" w:w="18"/>
+              <w:right w:type="dxa" w:w="60"/>
+            </w:tcMar>
+            <w:vAlign w:val="center"/>
+          </w:tcPr>
+          <w:p>
+            <w:pPr>
+              <w:spacing w:line="204" w:lineRule="auto"/>
+              <w:jc w:val="right"/>
+            </w:pPr>
+            <w:r>
+              <w:rPr>
+                <w:rFonts w:ascii="Arial" w:cs="Arial" w:eastAsia="Arial" w:hAnsi="Arial"/>
+                <w:b w:val="false"/>
+                <w:bCs w:val="false"/>
+                <w:color w:val="1A1A1A"/>
+                <w:sz w:val="12"/>
+                <w:szCs w:val="12"/>
+              </w:rPr>
+              <w:t xml:space="preserve">11,7</w:t>
             </w:r>
           </w:p>
         </w:tc>
@@ -4351,7 +4351,7 @@
                 <w:sz w:val="12"/>
                 <w:szCs w:val="12"/>
               </w:rPr>
-              <w:t xml:space="preserve">8,6</w:t>
+              <w:t xml:space="preserve">8,5</w:t>
             </w:r>
           </w:p>
         </w:tc>
@@ -4495,7 +4495,7 @@
                 <w:sz w:val="12"/>
                 <w:szCs w:val="12"/>
               </w:rPr>
-              <w:t xml:space="preserve">8,2</w:t>
+              <w:t xml:space="preserve">8,3</w:t>
             </w:r>
           </w:p>
         </w:tc>
@@ -4752,7 +4752,7 @@
                 <w:sz w:val="12"/>
                 <w:szCs w:val="12"/>
               </w:rPr>
-              <w:t xml:space="preserve">5,1</w:t>
+              <w:t xml:space="preserve">5,0</w:t>
             </w:r>
           </w:p>
         </w:tc>
@@ -4824,7 +4824,7 @@
                 <w:sz w:val="12"/>
                 <w:szCs w:val="12"/>
               </w:rPr>
-              <w:t xml:space="preserve">4,6</w:t>
+              <w:t xml:space="preserve">4,7</w:t>
             </w:r>
           </w:p>
         </w:tc>
@@ -4896,7 +4896,7 @@
                 <w:sz w:val="12"/>
                 <w:szCs w:val="12"/>
               </w:rPr>
-              <w:t xml:space="preserve">4,3</w:t>
+              <w:t xml:space="preserve">4,4</w:t>
             </w:r>
           </w:p>
         </w:tc>
@@ -4992,7 +4992,7 @@
                 <w:sz w:val="16"/>
                 <w:szCs w:val="16"/>
               </w:rPr>
-              <w:t xml:space="preserve">Bajo NIC 40, la revalorización de las propiedades de inversión pasa por resultados. En 2025, una ganancia por valor razonable de CLP 1.447 mil MM (27% del valor inicial de las propiedades, frente a cerca de 2% al año en Parque Arauco y Cencosud Shopping) elevó la utilidad atribuible a CLP 1.431 mil MM (2,2 veces los ingresos) y el ROE reportado a 37,5% (Figura 1). Cerca de dos tercios del alza de 29% en Chile vino de una menor tasa de descuento en la tasación, no de un mayor NOI.</w:t>
+              <w:t xml:space="preserve">Bajo NIC 40, la revalorización de las propiedades de inversión pasa por resultados. En 2025, una ganancia por valor razonable de CLP 1.447 mil MM (27% del valor inicial de las propiedades, frente a cerca de 2% al año en Parque Arauco y Cencosud Shopping) elevó la utilidad atribuible a CLP 1.431 mil MM (2,2 veces los ingresos) y el ROE reportado a 37,5% (Figura 1). Cerca de dos tercios del alza de 29% en Chile vino de una menor tasa de descuento en la tasación (6,62% a 5,64% real, Nota 11), no de un mayor NOI (Anexo 3C).</w:t>
             </w:r>
           </w:p>
           <w:p>
@@ -5007,7 +5007,7 @@
                 <w:sz w:val="16"/>
                 <w:szCs w:val="16"/>
               </w:rPr>
-              <w:t xml:space="preserve">Sin las ganancias por valor razonable netas de impuesto diferido, la utilidad distribuible auditada fue CLP 369 mil MM y el ROE 9,7%, el más alto de los tres pares locales en base comparable (Anexo 6). El FFO, que reconstruimos desde los estados financieros con 0,02% de diferencia frente a los CLP 405 mil MM reportados (Figura 2), mantuvo un margen de 59–62% en 2022–2025, mientras la utilidad neta varió más de cuatro veces. El FFO excluye el reajuste UF de la deuda (CLP 44 mil MM, 11% del FFO); la utilidad distribuible lo incluye y es nuestra ancla conservadora de utilidades.</w:t>
+              <w:t xml:space="preserve">Sin las ganancias por valor razonable netas de impuesto diferido, la utilidad distribuible auditada fue CLP 369 mil MM y el ROE 9,7%; con el mismo ajuste que aplicamos a los pares sería 10,0%, el más alto de los tres (Anexo 6). El FFO, que reconstruimos desde los estados financieros con 0,02% de diferencia frente a los CLP 405 mil MM reportados (Figura 2), mantuvo un margen de 59–62% en 2022–2025, mientras la utilidad neta varió más de cuatro veces. El FFO excluye el reajuste UF de la deuda (CLP 44 mil MM, 11% del FFO); la utilidad distribuible lo incluye y es nuestra ancla conservadora de utilidades.</w:t>
             </w:r>
           </w:p>
           <w:p>
@@ -5022,7 +5022,7 @@
                 <w:sz w:val="16"/>
                 <w:szCs w:val="16"/>
               </w:rPr>
-              <w:t xml:space="preserve">Descompuesto, el ROE normalizado de 2025 (9,7%) es un margen neto normalizado de 56,5% por una rotación de activos de apenas 0,097x y un apalancamiento contable de 1,77x. La rotación es baja porque el balance está a valor razonable: cada revalorización infla los activos y el patrimonio sin traer más caja. Por eso proyectamos un ROE normalizado estable en torno a 8%, que solo sube con el apalancamiento y no con la operación.</w:t>
+              <w:t xml:space="preserve">Descompuesto, el ROE normalizado de 2025 (9,7%) es un margen neto normalizado de 56,5% por una rotación de activos de 0,097x y un apalancamiento contable de 1,77x. No es el retorno del accionista: el denominador es un patrimonio a valor de tasación, y cada revalorización aumenta su valor contable sin generar flujos de caja, porque es una variación de valor razonable no monetaria que no entra al FFO ni a los dividendos. Por eso proyectamos un ROE normalizado de 8–9%, que solo sube con el apalancamiento.</w:t>
             </w:r>
           </w:p>
           <w:p>
@@ -5057,7 +5057,7 @@
                 <w:sz w:val="16"/>
                 <w:szCs w:val="16"/>
               </w:rPr>
-              <w:t xml:space="preserve">Los ingresos subieron 76% entre 2022 y 2025, pero 21,8 pp del 32,2% de 2025 vinieron del perímetro: el portafolio peruano comprado a Falabella, consolidado desde el 4 de diciembre de 2024. Sin Perú, los ingresos crecieron 10,7% en 2025 y 7,1% en 1S26.</w:t>
+              <w:t xml:space="preserve">Los ingresos subieron 76% entre 2022 y 2025, pero 21,8 pp del 32,2% de 2025 vinieron del perímetro: el portafolio peruano comprado a Falabella, consolidado desde el 4 de diciembre de 2024 (Anexo 3C). Sin Perú, los ingresos crecieron 10,7% en 2025 y 7,1% en 1S26.</w:t>
             </w:r>
           </w:p>
           <w:p>
@@ -5072,7 +5072,7 @@
                 <w:sz w:val="16"/>
                 <w:szCs w:val="16"/>
               </w:rPr>
-              <w:t xml:space="preserve">Sin moneda ni inflación, el crecimiento reportado de 7,4% en 1S26 baja a cerca de 3,0% real (Figura 3). Chile creció 2,8% tras un reajuste UF de 3,1% (5,1% en 2025); Perú, 4,5% pese a que la ocupación bajó a 93,8%; y Colombia solo cerca de 1% una vez descontadas una apreciación del COP de 7,5% y una inflación de 6,1%.</w:t>
+              <w:t xml:space="preserve">Sin moneda ni inflación, el crecimiento de 7,4% en 1S26 baja a ~3,0% real (Figura 3): Chile 2,8% (UF +3,1%), Perú 4,5% (ocupación 93,8%) y Colombia ~1% sin la apreciación del COP (7,5%) ni la inflación (6,1%).</w:t>
             </w:r>
           </w:p>
           <w:p>
@@ -5087,7 +5087,7 @@
                 <w:sz w:val="16"/>
                 <w:szCs w:val="16"/>
               </w:rPr>
-              <w:t xml:space="preserve">El crecimiento es contractual, no de ventas. La renta variable es 5,1% de los ingresos y cayó 1,1% en 1S26 mientras las ventas de los locatarios subían 6,7%, porque las rentas mínimas (renta en mismas tiendas +5,5%) crecen más que las ventas (ventas en mismas tiendas +3,7%). Los ingresos se comportan como un bono, pero su crecimiento real converge al 0,4–0,9% que la propia compañía supone para Chile en su tasación.</w:t>
+              <w:t xml:space="preserve">En nuestra lectura, el crecimiento depende más de los contratos que de las ventas: la renta variable es 5,1% de los ingresos de 1S26 y cayó 1,1% mientras las ventas de los locatarios subían 6,7%, porque las rentas mínimas (+5,5%) crecen más que las ventas (+3,7%). No es un bono: 15,1% del GLA vence antes de dos años y la solvencia de los locatarios importa, y el crecimiento real converge al 0,4–0,9% de la tasación.</w:t>
             </w:r>
           </w:p>
           <w:p>
@@ -5107,7 +5107,7 @@
                 <w:sz w:val="16"/>
                 <w:szCs w:val="16"/>
               </w:rPr>
-              <w:t xml:space="preserve">El margen subió por mix y recuperación de gastos; el apalancamiento operativo se agotó</w:t>
+              <w:t xml:space="preserve">El margen subió por mix y recuperación de gastos; el espacio adicional parece acotado</w:t>
             </w:r>
           </w:p>
           <w:p>
@@ -5122,7 +5122,7 @@
                 <w:sz w:val="16"/>
                 <w:szCs w:val="16"/>
               </w:rPr>
-              <w:t xml:space="preserve">El margen EBITDA subió de 76,2% en 2022 a 80,5% en 2025 por dos razones. Perú consolida con un margen de segmento de 83%, frente a 80% en Chile y 73% en Colombia. Y el margen de Chile ganó 2,4 pp por una mayor recuperación de gastos comunes, que se presentan netos de costo (Nota 2.20): es real, pero depende de la ocupación y de la negociación con locatarios, así que no es estructural.</w:t>
+              <w:t xml:space="preserve">El margen EBITDA subió de 76,2% en 2022 a 80,5% en 2025 por dos razones. Perú consolida con un margen de segmento de 83%, frente a 80% en Chile y 73% en Colombia. Y el margen de Chile ganó 2,4 pp por una mayor recuperación de gastos comunes, que se presentan netos de costo (Nota 2.20): es real, pero depende de la ocupación y de la negociación con locatarios, así que no la extrapolamos.</w:t>
             </w:r>
           </w:p>
           <w:p>
@@ -5137,7 +5137,7 @@
                 <w:sz w:val="16"/>
                 <w:szCs w:val="16"/>
               </w:rPr>
-              <w:t xml:space="preserve">Con el costo de ventas en 6% de los ingresos y costos operativos totales cercanos a 20%, queda poco costo fijo que diluir; con la D&amp;A en 0,7% de los ingresos, el EBIT (CLP 523 mil MM en 2025) sigue al EBITDA. En 1S26 el EBITDA creció 7,4%, en línea con los ingresos, y el margen se mantuvo en 79,7%. Los gastos de administración subieron 18,1% por remuneraciones (+18,9%: transición del gerente general y un año completo de Perú), un gasto en incobrables que se recupera desde una base 2025 favorecida por recuperaciones (0,64% de los ingresos, bajo el 1,22% de 2024) y un impuesto al patrimonio único en Colombia de CLP 1,7 mil MM. Sin estos dos últimos, el margen de 1S26 sería 80,4%, 0,7 pp más.</w:t>
+              <w:t xml:space="preserve">Los costos operativos (costo de ventas más administración) fueron 20,1% de los ingresos en 2025 e incluyen la D&amp;A (0,55%): 20,1% − 0,55% = 19,5% = 1 − margen EBITDA (Anexo 3). Si fueran fijos, una caída de 1% de los ingresos restaría 1,24% al EBITDA (1,1% si la mitad fuera variable). En 1S26 el EBITDA creció 7,4%, en línea con los ingresos, y el margen se mantuvo en 79,7%. Los gastos de administración subieron 18,1% por remuneraciones (+18,9%: transición del gerente general y un año completo de Perú), incobrables que se normalizan desde una base 2025 favorecida por recuperaciones y un impuesto al patrimonio único en Colombia de CLP 1,7 mil MM. Sin estos dos últimos, el margen de 1S26 sería 80,4%.</w:t>
             </w:r>
           </w:p>
         </w:tc>
@@ -5496,7 +5496,7 @@
                 <w:sz w:val="16"/>
                 <w:szCs w:val="16"/>
               </w:rPr>
-              <w:t xml:space="preserve">La caja cubre el dividendo 2,6x; el techo es la política, no la liquidez</w:t>
+              <w:t xml:space="preserve">La caja cubre el dividendo 2,6x antes de deuda y 1,8x después de amortizarla</w:t>
             </w:r>
           </w:p>
           <w:p>
@@ -5511,7 +5511,7 @@
                 <w:sz w:val="16"/>
                 <w:szCs w:val="16"/>
               </w:rPr>
-              <w:t xml:space="preserve">El flujo operativo subió de CLP 301 mil MM en 2024 a CLP 441 mil MM en 2025, convirtiendo 98,7% del EBITDA antes de impuestos. El impuesto pagado fue solo 15% del resultado operacional, protegido por goodwill tributario de reorganizaciones en Chile y pérdidas tributarias (Nota 13), y subirá hacia la tasa legal de 27%. Después de capex e intereses netos, el flujo de caja libre antes del servicio de la deuda fue CLP 280 mil MM y cubrió los dividendos 2,6x (Figura 4).</w:t>
+              <w:t xml:space="preserve">El flujo operativo subió de CLP 301 mil MM en 2024 a CLP 441 mil MM en 2025. El impuesto pagado fue solo 15% del resultado operacional, protegido por goodwill tributario y pérdidas tributarias (Nota 13), y subirá hacia la tasa legal de 27%. Después de capex e intereses netos, el FCF antes de deuda fue CLP 280 mil MM y cubrió los dividendos 2,6x (Figura 4); 1,8x tras amortizar deuda neta (Anexo 2D).</w:t>
             </w:r>
           </w:p>
           <w:p>
@@ -5526,7 +5526,7 @@
                 <w:sz w:val="16"/>
                 <w:szCs w:val="16"/>
               </w:rPr>
-              <w:t xml:space="preserve">El salto de 38,6% del flujo operativo en 1S26 no es capacidad de generación: el 59% corresponde a cobranzas de diciembre que se revierten vía capital de trabajo. Los días de cobro bajaron de 66 a 50, sin señales de peor recaudación.</w:t>
+              <w:t xml:space="preserve">El alza de CLP 71,9 mil MM (+38,6%) del flujo operativo de 1S26 viene en 78% de mayores cobros (en parte saldos de diciembre: días de cobro de 66 a 50) y en 15% de menores impuestos pagados; no la extrapolamos.</w:t>
             </w:r>
           </w:p>
           <w:p>
@@ -5541,7 +5541,7 @@
                 <w:sz w:val="16"/>
                 <w:szCs w:val="16"/>
               </w:rPr>
-              <w:t xml:space="preserve">La política de dividendos reparte 40% de la utilidad distribuible con un año de rezago, por lo que la caja retenida es alta: CLP 171,6 mil MM en 2025. En el caso base, el FFO sube de CLP 428,5 mil MM en 2026E a 501,6 mil MM en 2031E y los dividendos ordinarios de CLP 147,7 a 172,6 mil MM; la caja restante, junto con la deuda nueva, financia el capex y las distribuciones adicionales (Anexo 5).</w:t>
+              <w:t xml:space="preserve">La política de dividendos reparte 40% de la utilidad distribuible con un año de rezago y el covenant (DFN/patrimonio ≤ 2,0x; 0,26x a junio) no la restringe: la caja retenida fue CLP 171,6 mil MM en 2025. En el caso base, el FFO sube de CLP 428,5 mil MM en 2026E a 512,6 mil MM en 2031E y los dividendos ordinarios de CLP 147,7 a 176,5 mil MM; la caja restante, junto con la deuda nueva, financia el capex y las distribuciones adicionales (Anexo 5).</w:t>
             </w:r>
           </w:p>
           <w:p>
@@ -5556,7 +5556,7 @@
                 <w:sz w:val="16"/>
                 <w:szCs w:val="16"/>
               </w:rPr>
-              <w:t xml:space="preserve">El capex está subiendo. Los compromisos contractuales de inversión aumentaron a CLP 78 mil MM en junio de 2026 desde CLP 18 mil MM en diciembre de 2025, y el capex en propiedades de 1S26 fue CLP 81 mil MM (+176%). El caso base financia los USD 445 MM restantes del pipeline en 2026–2028 y luego sigue agregando cerca de 27.000 m² de GLA al año, el ritmo orgánico de 2022–2025, por lo que el capex se estabiliza cerca de 16% de los ingresos y no en el piso de mantención de 5,5% (Figura 7).</w:t>
+              <w:t xml:space="preserve">El capex está subiendo. Los compromisos contractuales de inversión aumentaron a CLP 78 mil MM en junio de 2026 desde CLP 18 mil MM en diciembre de 2025, y el capex en propiedades de 1S26 fue CLP 81 mil MM (+176%). El caso base financia los USD 579 MM restantes del pipeline con fecha en 2026–2028 (incluye USD 134 MM de otros proyectos en Chile) y luego agrega cerca de 27.000 m² al año, el ritmo orgánico de 2022–2025: el capex total se estabiliza cerca de 16% de los ingresos, 5,5% de mantención y ~11% incremental (Figura 7).</w:t>
             </w:r>
           </w:p>
           <w:p>
@@ -5591,7 +5591,7 @@
                 <w:sz w:val="16"/>
                 <w:szCs w:val="16"/>
               </w:rPr>
-              <w:t xml:space="preserve">El LTV bajó de 26,9% a 18,8% en 2025, pero 5,0 pp de la caída de 8,0 pp vinieron de revalorizar el denominador; con las propiedades al valor de 2024 más las adiciones, el LTV habría sido 23,8% (Figura 5). Los indicadores de flujo son el lente honesto y respaldan el alza de Feller Rate a AAA (25 de septiembre de 2026): la DFN/EBITDA bajó de 3,78x a 2,36x con el EBITDA UDM de junio de 2026 (la cifra de 2024 incluye solo un mes de Perú), y el EBITDA cubre 8,4x los costos financieros.</w:t>
+              <w:t xml:space="preserve">El LTV bajó de 26,9% a 18,8% en 2025, pero 5,0 pp de la caída de 8,0 pp vinieron de revalorizar el denominador; con las propiedades al valor de 2024 más las adiciones, el LTV habría sido 23,8% (Figura 5). Los indicadores de flujo respaldan el alza de Feller Rate a AAA (25 de septiembre de 2026), pero de la baja de la DFN/EBITDA de 3,78x a 2,36x, 0,75x es perímetro (Perú consolidó un mes en 2024; pro forma ≥ 3,0x), 0,39x crecimiento del EBITDA y solo 0,28x menor deuda (Anexo 3B). El EBITDA cubre 8,4x los costos financieros.</w:t>
             </w:r>
           </w:p>
           <w:p>
@@ -5606,7 +5606,7 @@
                 <w:sz w:val="16"/>
                 <w:szCs w:val="16"/>
               </w:rPr>
-              <w:t xml:space="preserve">La deuda bruta de CLP 1.633 mil MM está 79% en UF, 14% en PEN y 7% en COP, en línea con las monedas de los ingresos; el 95% es de largo plazo, con una duración de 6,6 años. Los bonos en UF pagan un cupón real de 3,36% (3,48% efectivo), pero con el reajuste UF el costo nominal total fue cercano a 7% en 2025. Los vencimientos se concentran en 2029, 2031 y 2033 (Figura 6); refinanciar la serie S (1,32% efectivo) a la tasa de la última emisión (4,33%) sumaría cerca de CLP 4,9 mil MM al año. La liquidez es holgada: a junio de 2026 la razón corriente era 2,50x y la caja cubría 1,71x los pasivos corrientes.</w:t>
+              <w:t xml:space="preserve">La deuda bruta de CLP 1.633 mil MM está 79% en UF, 14% en PEN y 7% en COP, en línea con las monedas de los ingresos; el 95% es de largo plazo, con una duración de 6,6 años. Los bonos en UF pagan un cupón real de 3,36% (3,48% efectivo); con el reajuste UF el costo nominal fue cercano a 7% en 2025. Los vencimientos se concentran en 2029, 2031 y 2033 (Figura 6); refinanciar la serie S (1,32% efectivo) a la tasa de la última emisión (4,33%) sumaría cerca de CLP 4,9 mil MM al año. A junio de 2026 la razón corriente era 2,50x y la caja cubría 1,71x los pasivos corrientes.</w:t>
             </w:r>
           </w:p>
           <w:p>
@@ -5636,7 +5636,7 @@
                 <w:sz w:val="16"/>
                 <w:szCs w:val="16"/>
               </w:rPr>
-              <w:t xml:space="preserve">Nuestro caso base usa esa holgura. La DFN/EBITDA converge linealmente de 2,36x a 3,5x a fines de 2031E, entre Cencosud Shopping (2,1x) y Parque Arauco (5,7x), y cada vuelta adicional suma 25 pb al costo real de la deuda. La caja por sobre el payout de 40% y el plan de capex se devuelve con recompras o dividendos extraordinarios: CLP 1,8 billones acumulados en 2S26E–2031E (Anexo 5). Con 3,5x, el nuevo AAA probablemente quedaría bajo presión.</w:t>
+              <w:t xml:space="preserve">Nuestro caso base usa esa holgura. La DFN/EBITDA converge linealmente de 2,36x a 3,5x a fines de 2031E, entre Cencosud Shopping (2,1x) y Parque Arauco (5,7x), y cada vuelta adicional suma 25 pb al costo real de la deuda. La caja por sobre el payout de 40% y el plan de capex se devuelve con recompras o dividendos extraordinarios: CLP 1,7 billones acumulados en 2S26E–2031E (Anexo 5). Con 3,5x, el nuevo AAA probablemente quedaría bajo presión.</w:t>
             </w:r>
           </w:p>
           <w:p>
@@ -5671,7 +5671,7 @@
                 <w:sz w:val="16"/>
                 <w:szCs w:val="16"/>
               </w:rPr>
-              <w:t xml:space="preserve">Los ingresos crecen 7,7% en 2026E y 5,0% en 2031E (CAGR 2026E–2031E de 6,4%), a medida que el crecimiento real en mismas tiendas converge a los puntos medios de la tasación, maduran los 123.700 m² del pipeline con fecha y, desde 2029E, abren cerca de 27.000 m² al año al ritmo histórico (Figura 7); los ingresos 2026E y 2027E quedan a menos de 0,6% del consenso. El margen EBITDA se mantiene en 79,7–79,8%, bajo el máximo de 2025. El impuesto en caja se normaliza de 16,8% a 27% hacia 2030E y los costos financieros suben con el apalancamiento, por lo que el margen FFO baja de 60,9% a 52,2%. El capital de trabajo se mantiene en 15,6% de los ingresos, el nivel de diciembre de 2025 (Anexo 1). El GLA nuevo rinde 6,9% sobre el costo, un retorno real de 5,0% después de impuestos frente a una WACC real de 7,2%: la expansión suma ingresos, pero no valor.</w:t>
+              <w:t xml:space="preserve">Los ingresos crecen 7,7% en 2026E y 5,0% en 2031E (CAGR 2026E–2031E de 6,9%), a medida que el crecimiento real en mismas tiendas converge a los puntos medios de la tasación, maduran los 170.200 m² del pipeline con fecha (incluidos 46.500 m² de otros proyectos en Chile que abren en 2028) y, desde 2029E, abren cerca de 27.000 m² al año al ritmo histórico (Figura 7); los ingresos 2026E quedan 0,3% sobre el consenso BEst de 13 analistas (Anexo 3C). El margen EBITDA se mantiene en 79,7–79,8%, bajo el máximo de 2025. El impuesto en caja (tasa de Chile) se normaliza de 16,8% a 27% hacia 2030E y los costos financieros suben con el apalancamiento, por lo que el margen FFO baja de 60,9% a 52,2%. El capital de trabajo se mantiene en 15,6% de los ingresos, el nivel de diciembre de 2025 (Anexo 1). El GLA nuevo rinde 7,3% sobre el costo, un retorno real de 5,3% después de impuestos frente a una WACC real de 7,2%: la expansión suma ingresos, pero no valor.</w:t>
             </w:r>
           </w:p>
           <w:p>
@@ -5706,7 +5706,7 @@
                 <w:sz w:val="16"/>
                 <w:szCs w:val="16"/>
               </w:rPr>
-              <w:t xml:space="preserve">El análisis deja tres conclusiones para el modelo. Primero, la base de utilidades correcta es la caja: usamos el EBITDA de la compañía, que elimina una sola vez la revalorización (Anexo 4), y la utilidad distribuible como ancla, no la utilidad contable de CLP 1.431 mil MM. Segundo, la calidad del negocio no está en duda: Mallplaza tiene el ROE normalizado más alto de sus pares locales (9,7% frente a 7,8% de Parque Arauco y 8,0% de Cencosud Shopping) con un LTV de solo 18,8% (Anexo 6).</w:t>
+              <w:t xml:space="preserve">El análisis deja tres conclusiones para el modelo. Primero, la base de utilidades correcta es la caja: usamos el EBITDA de la compañía, que elimina una sola vez la revalorización (Anexo 4), y la utilidad distribuible como ancla, no la utilidad contable de CLP 1.431 mil MM. Segundo, la calidad del negocio no está en duda: con el mismo ajuste para los tres, Mallplaza tiene el ROE normalizado más alto de sus pares locales (10,0% frente a 7,8% de Parque Arauco y 8,0% de Cencosud Shopping) con un LTV de 18,8% (Anexo 6).</w:t>
             </w:r>
           </w:p>
           <w:p>
@@ -5721,7 +5721,7 @@
                 <w:sz w:val="16"/>
                 <w:szCs w:val="16"/>
               </w:rPr>
-              <w:t xml:space="preserve">Tercero, el retorno sobre el capital a valor razonable es bajo. El ROIC de 2025, con NOPAT al 27% sobre el capital invertido a valor de tasación, fue 7,3% (Anexo 3), por debajo de una WACC nominal de 10,4%: las propiedades valen en libros más de lo que sus flujos justifican a nuestra tasa. Al precio actual, el FFO 2026E de CLP 428,5 mil MM rinde 5,5% sobre el valor de mercado (18x FFO) y la utilidad distribuible 4,9%: el mercado paga por estos flujos como si fueran casi libres de riesgo. Esa es la brecha que cuantifica la sección de Valuación. En suma: un negocio de alta calidad, con caja predecible y un balance holgado, cuyo precio ya descuenta más de lo que esos flujos pueden entregar.</w:t>
+              <w:t xml:space="preserve">Tercero, el capital existente apenas rinde su costo. El ROIC de 2025, con NOPAT al 27% sobre el capital a valor de tasación, fue 7,3%, en línea con nuestra WACC real de 7,2%; la comparación es con la real porque ese ROIC excluye la revalorización (Anexo 3). El capital nuevo, en cambio, rinde menos que su costo (RONIC de 5,3%). Al precio actual, el FFO 2026E de CLP 428,5 mil MM rinde 5,5% sobre el valor de mercado (18x FFO) y la utilidad distribuible 4,9%: el mercado paga por estos flujos como si fueran casi libres de riesgo. Esa es la brecha que cuantifica la sección de Valuación. En suma: un negocio de alta calidad, con caja predecible y un balance holgado, cuyo precio ya descuenta más de lo que esos flujos pueden entregar.</w:t>
             </w:r>
           </w:p>
         </w:tc>
@@ -5953,7 +5953,7 @@
                 <w:sz w:val="14"/>
                 <w:szCs w:val="14"/>
               </w:rPr>
-              <w:t xml:space="preserve">Tras el pipeline, la expansión mantiene el capex cerca de CLP 150 mil MM al año mientras el apalancamiento sube a 3,5x</w:t>
+              <w:t xml:space="preserve">Tras el pipeline, el capex incremental de la expansión continua mantiene el capex total cerca de CLP 150 mil MM al año; la DFN/EBITDA sube a 3,5x</w:t>
             </w:r>
           </w:p>
           <w:p>
@@ -6013,7 +6013,7 @@
                 <w:sz w:val="11"/>
                 <w:szCs w:val="11"/>
               </w:rPr>
-              <w:t xml:space="preserve">2026E incluye CLP 84,2 mil MM gastados en 1S26; el apalancamiento 2024A incluye un mes de EBITDA de Perú. Fuente: EEFF (CMF); release 2T26 (pipeline); caso base de valoración (Anexos 1 y 5).</w:t>
+              <w:t xml:space="preserve">2026E incluye CLP 84,2 mil MM de 1S26 (sin apertura por tipo). Mantención + TI = 5,5% de los ingresos; incremental = pipeline en curso + expansión continua. 2024A: un mes de EBITDA de Perú. Fuente: EEFF (CMF); release 2T26; modelo v4 (Anexo [B]).</w:t>
             </w:r>
           </w:p>
         </w:tc>
